--- a/technical_document/docx/05_developer_extension/DOC-05-EXT-05_React_Staff_Portal_Screen_and_High_Density_Grid_Extension.docx
+++ b/technical_document/docx/05_developer_extension/DOC-05-EXT-05_React_Staff_Portal_Screen_and_High_Density_Grid_Extension.docx
@@ -1568,6 +1568,58 @@
           </w:p>
         </w:tc>
       </w:tr>
+      <w:tr>
+        <w:tc>
+          <w:tcPr>
+            <w:tcW w:type="dxa" w:w="1872"/>
+          </w:tcPr>
+          <w:p>
+            <w:r>
+              <w:t>3.1.0</w:t>
+            </w:r>
+          </w:p>
+        </w:tc>
+        <w:tc>
+          <w:tcPr>
+            <w:tcW w:type="dxa" w:w="1872"/>
+          </w:tcPr>
+          <w:p>
+            <w:r>
+              <w:t>October 2026</w:t>
+            </w:r>
+          </w:p>
+        </w:tc>
+        <w:tc>
+          <w:tcPr>
+            <w:tcW w:type="dxa" w:w="1872"/>
+          </w:tcPr>
+          <w:p>
+            <w:r>
+              <w:t>Independent Forensic Re-audit</w:t>
+            </w:r>
+          </w:p>
+        </w:tc>
+        <w:tc>
+          <w:tcPr>
+            <w:tcW w:type="dxa" w:w="1872"/>
+          </w:tcPr>
+          <w:p>
+            <w:r>
+              <w:t>Factual corrections per audit/docx_forensic_audit_2026-10-08.md</w:t>
+            </w:r>
+          </w:p>
+        </w:tc>
+        <w:tc>
+          <w:tcPr>
+            <w:tcW w:type="dxa" w:w="1872"/>
+          </w:tcPr>
+          <w:p>
+            <w:r>
+              <w:t>Applied</w:t>
+            </w:r>
+          </w:p>
+        </w:tc>
+      </w:tr>
     </w:tbl>
     <w:p>
       <w:pPr>
@@ -1916,7 +1968,7 @@
           <w:color w:val="801515"/>
           <w:sz w:val="18"/>
         </w:rPr>
-        <w:t>src/store/api/loanApi.ts</w:t>
+        <w:t>src/api/&lt;domain&gt;.ts (typed fetch hooks — the codebase uses no RTK Query/Zustand)</w:t>
       </w:r>
       <w:r>
         <w:rPr>
@@ -1985,7 +2037,7 @@
           <w:color w:val="801515"/>
           <w:sz w:val="18"/>
         </w:rPr>
-        <w:t>src/pages/credit/CreditScorecardPage.tsx</w:t>
+        <w:t>src/features/&lt;domain&gt;/&lt;Domain&gt;Page.tsx (feature-folder convention)</w:t>
       </w:r>
       <w:r>
         <w:rPr>
@@ -2086,7 +2138,7 @@
           <w:color w:val="801515"/>
           <w:sz w:val="18"/>
         </w:rPr>
-        <w:t>src/routes.tsx</w:t>
+        <w:t>src/app/routes.tsx</w:t>
       </w:r>
       <w:r>
         <w:rPr>
@@ -2118,7 +2170,7 @@
           <w:color w:val="801515"/>
           <w:sz w:val="18"/>
         </w:rPr>
-        <w:t>RequireRole(['ROLE_CREDIT_ANALYST'])</w:t>
+        <w:t>RequireRole(['credit-analyst'])</w:t>
       </w:r>
       <w:r>
         <w:rPr>
@@ -2171,7 +2223,7 @@
           <w:color w:val="801515"/>
           <w:sz w:val="18"/>
         </w:rPr>
-        <w:t>src/config/nav.ts</w:t>
+        <w:t>src/shell/navData.ts</w:t>
       </w:r>
       <w:r>
         <w:rPr>
@@ -2384,6 +2436,19 @@
           <w:sz w:val="16"/>
         </w:rPr>
         <w:t>Standardized enterprise card widgets displaying customer credit scoring metrics.</w:t>
+      </w:r>
+    </w:p>
+    <w:p>
+      <w:r>
+        <w:rPr>
+          <w:b/>
+        </w:rPr>
+        <w:t>Addendum — v3.1.0 corrections (Independent Forensic Re-audit, 8 October 2026)</w:t>
+      </w:r>
+    </w:p>
+    <w:p>
+      <w:r>
+        <w:t>Frontend truth (v3.1.0): the web app is plain typed-fetch React 19 (no Redux/RTK Query/TanStack/Zustand); feature code lives under src/features/&lt;domain&gt;/ with navigation declared in src/shell/navData.ts and routes in src/app. Role keys are the seeded realm roles (e.g. credit-analyst).</w:t>
       </w:r>
     </w:p>
     <w:sectPr>
